--- a/Quotations/6 Feb Rani Bagh/Quotation Without Budget.docx
+++ b/Quotations/6 Feb Rani Bagh/Quotation Without Budget.docx
@@ -259,7 +259,7 @@
                   <w14:round/>
                 </w14:textOutline>
               </w:rPr>
-              <w:t>Wedding</w:t>
+              <w:t>Reception</w:t>
             </w:r>
           </w:p>
           <w:p>
@@ -1764,31 +1764,7 @@
                 <w:sz w:val="24"/>
                 <w:szCs w:val="24"/>
               </w:rPr>
-              <w:t xml:space="preserve"> </w:t>
-            </w:r>
-            <w:proofErr w:type="gramStart"/>
-            <w:r>
-              <w:rPr>
-                <w:rFonts w:cstheme="minorHAnsi"/>
-                <w:b/>
-                <w:bCs/>
-                <w:color w:val="C45911" w:themeColor="accent2" w:themeShade="BF"/>
-                <w:sz w:val="24"/>
-                <w:szCs w:val="24"/>
-              </w:rPr>
-              <w:t>On</w:t>
-            </w:r>
-            <w:proofErr w:type="gramEnd"/>
-            <w:r>
-              <w:rPr>
-                <w:rFonts w:cstheme="minorHAnsi"/>
-                <w:b/>
-                <w:bCs/>
-                <w:color w:val="C45911" w:themeColor="accent2" w:themeShade="BF"/>
-                <w:sz w:val="24"/>
-                <w:szCs w:val="24"/>
-              </w:rPr>
-              <w:t xml:space="preserve"> Water Body</w:t>
+              <w:t xml:space="preserve"> On Water Body</w:t>
             </w:r>
           </w:p>
           <w:p>
@@ -1842,57 +1818,7 @@
                   <w14:round/>
                 </w14:textOutline>
               </w:rPr>
-              <w:t xml:space="preserve">Cold </w:t>
-            </w:r>
-            <w:proofErr w:type="gramStart"/>
-            <w:r>
-              <w:rPr>
-                <w:rStyle w:val="IntenseEmphasis"/>
-                <w:rFonts w:eastAsia="Calibri Light"/>
-                <w:b w:val="0"/>
-                <w:bCs w:val="0"/>
-                <w:i w:val="0"/>
-                <w:iCs w:val="0"/>
-                <w:color w:val="000000" w:themeColor="text1"/>
-                <w:sz w:val="28"/>
-                <w:szCs w:val="28"/>
-                <w14:shadow w14:blurRad="38100" w14:dist="19050" w14:dir="2700000" w14:sx="100000" w14:sy="100000" w14:kx="0" w14:ky="0" w14:algn="tl">
-                  <w14:schemeClr w14:val="dk1">
-                    <w14:alpha w14:val="60000"/>
-                  </w14:schemeClr>
-                </w14:shadow>
-                <w14:textOutline w14:w="0" w14:cap="flat" w14:cmpd="sng" w14:algn="ctr">
-                  <w14:noFill/>
-                  <w14:prstDash w14:val="solid"/>
-                  <w14:round/>
-                </w14:textOutline>
-              </w:rPr>
-              <w:t>Pyros(</w:t>
-            </w:r>
-            <w:proofErr w:type="gramEnd"/>
-            <w:r>
-              <w:rPr>
-                <w:rStyle w:val="IntenseEmphasis"/>
-                <w:rFonts w:eastAsia="Calibri Light"/>
-                <w:b w:val="0"/>
-                <w:bCs w:val="0"/>
-                <w:i w:val="0"/>
-                <w:iCs w:val="0"/>
-                <w:color w:val="000000" w:themeColor="text1"/>
-                <w:sz w:val="28"/>
-                <w:szCs w:val="28"/>
-                <w14:shadow w14:blurRad="38100" w14:dist="19050" w14:dir="2700000" w14:sx="100000" w14:sy="100000" w14:kx="0" w14:ky="0" w14:algn="tl">
-                  <w14:schemeClr w14:val="dk1">
-                    <w14:alpha w14:val="60000"/>
-                  </w14:schemeClr>
-                </w14:shadow>
-                <w14:textOutline w14:w="0" w14:cap="flat" w14:cmpd="sng" w14:algn="ctr">
-                  <w14:noFill/>
-                  <w14:prstDash w14:val="solid"/>
-                  <w14:round/>
-                </w14:textOutline>
-              </w:rPr>
-              <w:t>20)</w:t>
+              <w:t>Cold Pyros(20)</w:t>
             </w:r>
           </w:p>
           <w:p>
@@ -2349,7 +2275,6 @@
                 </w14:textOutline>
               </w:rPr>
             </w:pPr>
-            <w:proofErr w:type="spellStart"/>
             <w:r>
               <w:rPr>
                 <w:rStyle w:val="IntenseEmphasis"/>
@@ -2372,82 +2297,7 @@
                   <w14:round/>
                 </w14:textOutline>
               </w:rPr>
-              <w:t>Navvy</w:t>
-            </w:r>
-            <w:proofErr w:type="spellEnd"/>
-            <w:r>
-              <w:rPr>
-                <w:rStyle w:val="IntenseEmphasis"/>
-                <w:rFonts w:eastAsia="Calibri Light"/>
-                <w:b w:val="0"/>
-                <w:bCs w:val="0"/>
-                <w:i w:val="0"/>
-                <w:iCs w:val="0"/>
-                <w:color w:val="1F3864" w:themeColor="accent1" w:themeShade="80"/>
-                <w:sz w:val="28"/>
-                <w:szCs w:val="28"/>
-                <w14:shadow w14:blurRad="38100" w14:dist="19050" w14:dir="2700000" w14:sx="100000" w14:sy="100000" w14:kx="0" w14:ky="0" w14:algn="tl">
-                  <w14:schemeClr w14:val="dk1">
-                    <w14:alpha w14:val="60000"/>
-                  </w14:schemeClr>
-                </w14:shadow>
-                <w14:textOutline w14:w="0" w14:cap="flat" w14:cmpd="sng" w14:algn="ctr">
-                  <w14:noFill/>
-                  <w14:prstDash w14:val="solid"/>
-                  <w14:round/>
-                </w14:textOutline>
-              </w:rPr>
-              <w:t xml:space="preserve"> Virat </w:t>
-            </w:r>
-            <w:proofErr w:type="gramStart"/>
-            <w:r>
-              <w:rPr>
-                <w:rStyle w:val="IntenseEmphasis"/>
-                <w:rFonts w:eastAsia="Calibri Light"/>
-                <w:b w:val="0"/>
-                <w:bCs w:val="0"/>
-                <w:i w:val="0"/>
-                <w:iCs w:val="0"/>
-                <w:color w:val="1F3864" w:themeColor="accent1" w:themeShade="80"/>
-                <w:sz w:val="28"/>
-                <w:szCs w:val="28"/>
-                <w14:shadow w14:blurRad="38100" w14:dist="19050" w14:dir="2700000" w14:sx="100000" w14:sy="100000" w14:kx="0" w14:ky="0" w14:algn="tl">
-                  <w14:schemeClr w14:val="dk1">
-                    <w14:alpha w14:val="60000"/>
-                  </w14:schemeClr>
-                </w14:shadow>
-                <w14:textOutline w14:w="0" w14:cap="flat" w14:cmpd="sng" w14:algn="ctr">
-                  <w14:noFill/>
-                  <w14:prstDash w14:val="solid"/>
-                  <w14:round/>
-                </w14:textOutline>
-              </w:rPr>
-              <w:t>With</w:t>
-            </w:r>
-            <w:proofErr w:type="gramEnd"/>
-            <w:r>
-              <w:rPr>
-                <w:rStyle w:val="IntenseEmphasis"/>
-                <w:rFonts w:eastAsia="Calibri Light"/>
-                <w:b w:val="0"/>
-                <w:bCs w:val="0"/>
-                <w:i w:val="0"/>
-                <w:iCs w:val="0"/>
-                <w:color w:val="1F3864" w:themeColor="accent1" w:themeShade="80"/>
-                <w:sz w:val="28"/>
-                <w:szCs w:val="28"/>
-                <w14:shadow w14:blurRad="38100" w14:dist="19050" w14:dir="2700000" w14:sx="100000" w14:sy="100000" w14:kx="0" w14:ky="0" w14:algn="tl">
-                  <w14:schemeClr w14:val="dk1">
-                    <w14:alpha w14:val="60000"/>
-                  </w14:schemeClr>
-                </w14:shadow>
-                <w14:textOutline w14:w="0" w14:cap="flat" w14:cmpd="sng" w14:algn="ctr">
-                  <w14:noFill/>
-                  <w14:prstDash w14:val="solid"/>
-                  <w14:round/>
-                </w14:textOutline>
-              </w:rPr>
-              <w:t xml:space="preserve"> Tech-Rider</w:t>
+              <w:t>Navvy Virat With Tech-Rider</w:t>
             </w:r>
           </w:p>
         </w:tc>
